--- a/Entregables/Entregable Integral/Documentacion-Integral.docx
+++ b/Entregables/Entregable Integral/Documentacion-Integral.docx
@@ -14,82 +14,7 @@
           <w:b/>
           <w:spacing w:val="0"/>
         </w:rPr>
-        <w:t xml:space="preserve">Polizing — Documentación del Proyecto</w:t>
-      </w:r>
-    </w:p>
-    <w:p>
-      <w:pPr>
-        <w:spacing w:after="240"/>
-      </w:pPr>
-      <w:r>
-        <w:rPr>
-          <w:rFonts w:ascii="Times" w:hAnsi="Times" w:cs="Times"/>
-          <w:sz w:val="24"/>
-          <w:sz-cs w:val="24"/>
-          <w:b/>
-          <w:spacing w:val="0"/>
-        </w:rPr>
-        <w:t xml:space="preserve">Universidad Nacional del Sur — Arquitectura y Diseño de Sistemas, 2026</w:t>
-      </w:r>
-      <w:r>
-        <w:rPr>
-          <w:rFonts w:ascii="Times" w:hAnsi="Times" w:cs="Times"/>
-          <w:sz w:val="24"/>
-          <w:sz-cs w:val="24"/>
-          <w:spacing w:val="0"/>
-        </w:rPr>
-        <w:t xml:space="preserve"> </w:t>
-      </w:r>
-      <w:r>
-        <w:rPr>
-          <w:rFonts w:ascii="Times" w:hAnsi="Times" w:cs="Times"/>
-          <w:sz w:val="24"/>
-          <w:sz-cs w:val="24"/>
-          <w:b/>
-          <w:spacing w:val="0"/>
-        </w:rPr>
-        <w:t xml:space="preserve">Diagramas de Arquitectura — Documentación del Proyecto</w:t>
-      </w:r>
-      <w:r>
-        <w:rPr>
-          <w:rFonts w:ascii="Times" w:hAnsi="Times" w:cs="Times"/>
-          <w:sz w:val="24"/>
-          <w:sz-cs w:val="24"/>
-          <w:spacing w:val="0"/>
-        </w:rPr>
-        <w:t xml:space="preserve"> </w:t>
-      </w:r>
-      <w:r>
-        <w:rPr>
-          <w:rFonts w:ascii="Times" w:hAnsi="Times" w:cs="Times"/>
-          <w:sz w:val="24"/>
-          <w:sz-cs w:val="24"/>
-          <w:b/>
-          <w:spacing w:val="0"/>
-        </w:rPr>
-        <w:t xml:space="preserve">Grupo 6</w:t>
-      </w:r>
-      <w:r>
-        <w:rPr>
-          <w:rFonts w:ascii="Times" w:hAnsi="Times" w:cs="Times"/>
-          <w:sz w:val="24"/>
-          <w:sz-cs w:val="24"/>
-          <w:spacing w:val="0"/>
-        </w:rPr>
-        <w:t xml:space="preserve"> · David Felder · Manuel Ducos · Gonzalo Ferraro · Luca Fueyo · Marcos Kravetz · Agustín Echavarría Fecha: 27/05/2026</w:t>
-      </w:r>
-    </w:p>
-    <w:p>
-      <w:pPr/>
-      <w:r>
-        <w:rPr>
-          <w:rFonts w:ascii="Times" w:hAnsi="Times" w:cs="Times"/>
-          <w:sz w:val="24"/>
-          <w:sz-cs w:val="24"/>
-          <w:spacing w:val="0"/>
-          <w:color w:val="6D6D6D"/>
-        </w:rPr>
-        <w:t xml:space="preserve"/>
+        <w:t xml:space="preserve">Universidad Nacional del Sur</w:t>
       </w:r>
     </w:p>
     <w:p>
@@ -104,6 +29,145 @@
           <w:b/>
           <w:spacing w:val="0"/>
         </w:rPr>
+        <w:t xml:space="preserve">Arquitectura y Diseño de Sistemas — 2026</w:t>
+      </w:r>
+    </w:p>
+    <w:p>
+      <w:pPr>
+        <w:spacing w:after="321"/>
+      </w:pPr>
+      <w:r>
+        <w:rPr>
+          <w:rFonts w:ascii="Times" w:hAnsi="Times" w:cs="Times"/>
+          <w:sz w:val="48"/>
+          <w:sz-cs w:val="48"/>
+          <w:b/>
+          <w:spacing w:val="0"/>
+        </w:rPr>
+        <w:t xml:space="preserve">Polizing</w:t>
+      </w:r>
+    </w:p>
+    <w:p>
+      <w:pPr>
+        <w:spacing w:after="298"/>
+      </w:pPr>
+      <w:r>
+        <w:rPr>
+          <w:rFonts w:ascii="Times" w:hAnsi="Times" w:cs="Times"/>
+          <w:sz w:val="36"/>
+          <w:sz-cs w:val="36"/>
+          <w:b/>
+          <w:spacing w:val="0"/>
+        </w:rPr>
+        <w:t xml:space="preserve">Diagramas de Arquitectura</w:t>
+      </w:r>
+    </w:p>
+    <w:p>
+      <w:pPr>
+        <w:spacing w:after="298"/>
+      </w:pPr>
+      <w:r>
+        <w:rPr>
+          <w:rFonts w:ascii="Times" w:hAnsi="Times" w:cs="Times"/>
+          <w:sz w:val="36"/>
+          <w:sz-cs w:val="36"/>
+          <w:b/>
+          <w:spacing w:val="0"/>
+        </w:rPr>
+        <w:t xml:space="preserve">Documentación del Proyecto</w:t>
+      </w:r>
+    </w:p>
+    <w:p>
+      <w:pPr>
+        <w:spacing w:after="240"/>
+      </w:pPr>
+      <w:r>
+        <w:rPr>
+          <w:rFonts w:ascii="Times" w:hAnsi="Times" w:cs="Times"/>
+          <w:sz w:val="24"/>
+          <w:sz-cs w:val="24"/>
+          <w:spacing w:val="0"/>
+        </w:rPr>
+        <w:t xml:space="preserve">Práctica de Arquitectura y Diseño de Sistemas 2026</w:t>
+      </w:r>
+    </w:p>
+    <w:p>
+      <w:pPr>
+        <w:spacing w:after="240"/>
+      </w:pPr>
+      <w:r>
+        <w:rPr>
+          <w:rFonts w:ascii="Times" w:hAnsi="Times" w:cs="Times"/>
+          <w:sz w:val="24"/>
+          <w:sz-cs w:val="24"/>
+          <w:b/>
+          <w:spacing w:val="0"/>
+        </w:rPr>
+        <w:t xml:space="preserve">Grupo 6</w:t>
+      </w:r>
+      <w:r>
+        <w:rPr>
+          <w:rFonts w:ascii="Times" w:hAnsi="Times" w:cs="Times"/>
+          <w:sz w:val="24"/>
+          <w:sz-cs w:val="24"/>
+          <w:spacing w:val="0"/>
+        </w:rPr>
+        <w:t xml:space="preserve"/>
+      </w:r>
+    </w:p>
+    <w:p>
+      <w:pPr>
+        <w:spacing w:after="240"/>
+      </w:pPr>
+      <w:r>
+        <w:rPr>
+          <w:rFonts w:ascii="Times" w:hAnsi="Times" w:cs="Times"/>
+          <w:sz w:val="24"/>
+          <w:sz-cs w:val="24"/>
+          <w:spacing w:val="0"/>
+        </w:rPr>
+        <w:t xml:space="preserve">David Felder · Manuel Ducos · Gonzalo Ferraro · Luca Fueyo · Marcos Kravetz · Agustín Echavarría</w:t>
+      </w:r>
+    </w:p>
+    <w:p>
+      <w:pPr>
+        <w:spacing w:after="240"/>
+      </w:pPr>
+      <w:r>
+        <w:rPr>
+          <w:rFonts w:ascii="Times" w:hAnsi="Times" w:cs="Times"/>
+          <w:sz w:val="24"/>
+          <w:sz-cs w:val="24"/>
+          <w:spacing w:val="0"/>
+        </w:rPr>
+        <w:t xml:space="preserve">Fecha: 27/05/2026</w:t>
+      </w:r>
+    </w:p>
+    <w:p>
+      <w:pPr/>
+      <w:r>
+        <w:rPr>
+          <w:rFonts w:ascii="Times" w:hAnsi="Times" w:cs="Times"/>
+          <w:sz w:val="24"/>
+          <w:sz-cs w:val="24"/>
+          <w:spacing w:val="0"/>
+          <w:color w:val="6D6D6D"/>
+        </w:rPr>
+        <w:t xml:space="preserve"/>
+      </w:r>
+    </w:p>
+    <w:p>
+      <w:pPr>
+        <w:spacing w:after="298"/>
+      </w:pPr>
+      <w:r>
+        <w:rPr>
+          <w:rFonts w:ascii="Times" w:hAnsi="Times" w:cs="Times"/>
+          <w:sz w:val="36"/>
+          <w:sz-cs w:val="36"/>
+          <w:b/>
+          <w:spacing w:val="0"/>
+        </w:rPr>
         <w:t xml:space="preserve">1. Introducción y Descripción del Sistema</w:t>
       </w:r>
     </w:p>
@@ -1024,7 +1088,7 @@
           <w:b/>
           <w:spacing w:val="0"/>
         </w:rPr>
-        <w:t xml:space="preserve">1.4 Casos de Uso / Historias de Usuario</w:t>
+        <w:t xml:space="preserve">1.4 Casos de Uso – Historias de Usuarios</w:t>
       </w:r>
     </w:p>
     <w:p>
@@ -1631,7 +1695,7 @@
           <w:b/>
           <w:spacing w:val="0"/>
         </w:rPr>
-        <w:t xml:space="preserve">1.5 Modelo de Entidad–Relación</w:t>
+        <w:t xml:space="preserve">1.5 Modelo de Entidad Relación o Diagrama de Clases</w:t>
       </w:r>
     </w:p>
     <w:p>
@@ -1909,7 +1973,7 @@
           <w:b/>
           <w:spacing w:val="0"/>
         </w:rPr>
-        <w:t xml:space="preserve">1.6 Modelo Conceptual de Datos</w:t>
+        <w:t xml:space="preserve">1.6 Modelo Conceptual de Datos consistente con el Modelo de Entidad Relación o con el Diagrama de Clases, según corresponda</w:t>
       </w:r>
     </w:p>
     <w:p>
@@ -2606,7 +2670,7 @@
           <w:b/>
           <w:spacing w:val="0"/>
         </w:rPr>
-        <w:t xml:space="preserve">2.1 Diagrama de Contexto</w:t>
+        <w:t xml:space="preserve">2.1. Diagrama de Contexto</w:t>
       </w:r>
     </w:p>
     <w:p>
@@ -3301,6 +3365,21 @@
     </w:p>
     <w:p>
       <w:pPr>
+        <w:spacing w:after="319"/>
+      </w:pPr>
+      <w:r>
+        <w:rPr>
+          <w:rFonts w:ascii="Times" w:hAnsi="Times" w:cs="Times"/>
+          <w:sz w:val="24"/>
+          <w:sz-cs w:val="24"/>
+          <w:b/>
+          <w:spacing w:val="0"/>
+        </w:rPr>
+        <w:t xml:space="preserve">Organización de servicios</w:t>
+      </w:r>
+    </w:p>
+    <w:p>
+      <w:pPr>
         <w:spacing w:after="240"/>
       </w:pPr>
       <w:r>
@@ -3308,19 +3387,28 @@
           <w:rFonts w:ascii="Times" w:hAnsi="Times" w:cs="Times"/>
           <w:sz w:val="24"/>
           <w:sz-cs w:val="24"/>
-          <w:b/>
-          <w:spacing w:val="0"/>
-        </w:rPr>
-        <w:t xml:space="preserve">Organización de servicios — Dos servicios desplegables independientes (ADR-001)</w:t>
-      </w:r>
-      <w:r>
-        <w:rPr>
-          <w:rFonts w:ascii="Times" w:hAnsi="Times" w:cs="Times"/>
-          <w:sz w:val="24"/>
-          <w:sz-cs w:val="24"/>
-          <w:spacing w:val="0"/>
-        </w:rPr>
-        <w:t xml:space="preserve"> Se adopta una división en dos servicios: el panel web (</w:t>
+          <w:spacing w:val="0"/>
+        </w:rPr>
+        <w:t xml:space="preserve">Se adopta una división en </w:t>
+      </w:r>
+      <w:r>
+        <w:rPr>
+          <w:rFonts w:ascii="Times" w:hAnsi="Times" w:cs="Times"/>
+          <w:sz w:val="24"/>
+          <w:sz-cs w:val="24"/>
+          <w:b/>
+          <w:spacing w:val="0"/>
+        </w:rPr>
+        <w:t xml:space="preserve">dos servicios desplegables independientes</w:t>
+      </w:r>
+      <w:r>
+        <w:rPr>
+          <w:rFonts w:ascii="Times" w:hAnsi="Times" w:cs="Times"/>
+          <w:sz w:val="24"/>
+          <w:sz-cs w:val="24"/>
+          <w:spacing w:val="0"/>
+        </w:rPr>
+        <w:t xml:space="preserve"> (ADR-001): el panel web (</w:t>
       </w:r>
       <w:r>
         <w:rPr>
@@ -3356,7 +3444,22 @@
           <w:sz-cs w:val="24"/>
           <w:spacing w:val="0"/>
         </w:rPr>
-        <w:t xml:space="preserve">, servicio FastAPI). No es monolito único ni microservicios completos. La división responde a tres motivadores: (a) dos audiencias con perfiles muy distintos (productor en web vs cliente en WhatsApp), (b) requerimientos de runtime opuestos (serverless funciona para el panel pero rompe el webhook del bot, que necesita proceso persistente y estado local), (c) ritmos de evolución distintos (un cambio de copy del bot no debe forzar un deploy del panel). Las limitaciones asumidas: el modelo de dominio se duplica parcialmente entre los dos servicios y hay dos pipelines de CI/CD.</w:t>
+        <w:t xml:space="preserve">, servicio FastAPI). No es monolito único ni microservicios completos. La división responde a tres motivadores: (a) dos audiencias con perfiles muy distintos (productor en web vs cliente en WhatsApp), (b) requerimientos de runtime opuestos (serverless funciona para el panel pero rompe el webhook del bot, que necesita proceso persistente y estado local), (c) ritmos de evolución distintos (un cambio de copy del bot no debe forzar un deploy del panel). Las limitaciones asumidas conscientemente: el modelo de dominio se duplica parcialmente entre los dos servicios y hay dos pipelines de CI/CD.</w:t>
+      </w:r>
+    </w:p>
+    <w:p>
+      <w:pPr>
+        <w:spacing w:after="319"/>
+      </w:pPr>
+      <w:r>
+        <w:rPr>
+          <w:rFonts w:ascii="Times" w:hAnsi="Times" w:cs="Times"/>
+          <w:sz w:val="24"/>
+          <w:sz-cs w:val="24"/>
+          <w:b/>
+          <w:spacing w:val="0"/>
+        </w:rPr>
+        <w:t xml:space="preserve">Estrategia de persistencia</w:t>
       </w:r>
     </w:p>
     <w:p>
@@ -3368,38 +3471,28 @@
           <w:rFonts w:ascii="Times" w:hAnsi="Times" w:cs="Times"/>
           <w:sz w:val="24"/>
           <w:sz-cs w:val="24"/>
-          <w:b/>
-          <w:spacing w:val="0"/>
-        </w:rPr>
-        <w:t xml:space="preserve">Estrategia de persistencia — PostgreSQL relacional + SQLite local en el chatbot (ADR-002)</w:t>
-      </w:r>
-      <w:r>
-        <w:rPr>
-          <w:rFonts w:ascii="Times" w:hAnsi="Times" w:cs="Times"/>
-          <w:sz w:val="24"/>
-          <w:sz-cs w:val="24"/>
-          <w:spacing w:val="0"/>
-        </w:rPr>
-        <w:t xml:space="preserve"> Se elige </w:t>
-      </w:r>
-      <w:r>
-        <w:rPr>
-          <w:rFonts w:ascii="Times" w:hAnsi="Times" w:cs="Times"/>
-          <w:sz w:val="24"/>
-          <w:sz-cs w:val="24"/>
-          <w:b/>
-          <w:spacing w:val="0"/>
-        </w:rPr>
-        <w:t xml:space="preserve">PostgreSQL</w:t>
-      </w:r>
-      <w:r>
-        <w:rPr>
-          <w:rFonts w:ascii="Times" w:hAnsi="Times" w:cs="Times"/>
-          <w:sz w:val="24"/>
-          <w:sz-cs w:val="24"/>
-          <w:spacing w:val="0"/>
-        </w:rPr>
-        <w:t xml:space="preserve"> (sobre Supabase) como base única del panel: el modelo de dominio es fuertemente relacional (clientes ↔ pólizas ↔ siniestros ↔ pagos), las transacciones multi-tabla son frecuentes (alta de siniestro + documentos, validación de pago) y los reportes requieren joins complejos. NoSQL fue descartado porque obligaría a emular joins en código aplicativo. El chatbot mantiene su propia </w:t>
+          <w:spacing w:val="0"/>
+        </w:rPr>
+        <w:t xml:space="preserve">Se elige </w:t>
+      </w:r>
+      <w:r>
+        <w:rPr>
+          <w:rFonts w:ascii="Times" w:hAnsi="Times" w:cs="Times"/>
+          <w:sz w:val="24"/>
+          <w:sz-cs w:val="24"/>
+          <w:b/>
+          <w:spacing w:val="0"/>
+        </w:rPr>
+        <w:t xml:space="preserve">PostgreSQL relacional</w:t>
+      </w:r>
+      <w:r>
+        <w:rPr>
+          <w:rFonts w:ascii="Times" w:hAnsi="Times" w:cs="Times"/>
+          <w:sz w:val="24"/>
+          <w:sz-cs w:val="24"/>
+          <w:spacing w:val="0"/>
+        </w:rPr>
+        <w:t xml:space="preserve"> (administrado por Supabase) como base única del panel (ADR-002): el modelo de dominio es fuertemente relacional (clientes ↔ pólizas ↔ siniestros ↔ pagos), las transacciones multi-tabla son frecuentes (alta de siniestro + documentos, validación de pago) y los reportes requieren joins complejos. NoSQL fue descartado porque obligaría a emular joins en código aplicativo. El chatbot mantiene su propia </w:t>
       </w:r>
       <w:r>
         <w:rPr>
@@ -3418,7 +3511,22 @@
           <w:sz-cs w:val="24"/>
           <w:spacing w:val="0"/>
         </w:rPr>
-        <w:t xml:space="preserve"> solo para el estado conversacional (qué flujo y paso lleva cada teléfono); los datos de negocio nunca se duplican en el bot, se consultan vía API al panel.</w:t>
+        <w:t xml:space="preserve"> solo para el estado conversacional (qué flujo y paso lleva cada teléfono); los datos de negocio nunca se duplican en el bot, se consultan vía API al panel. El criterio que define qué datos van a cada base es claro: datos de negocio en Postgres, estado conversacional efímero en SQLite local.</w:t>
+      </w:r>
+    </w:p>
+    <w:p>
+      <w:pPr>
+        <w:spacing w:after="319"/>
+      </w:pPr>
+      <w:r>
+        <w:rPr>
+          <w:rFonts w:ascii="Times" w:hAnsi="Times" w:cs="Times"/>
+          <w:sz w:val="24"/>
+          <w:sz-cs w:val="24"/>
+          <w:b/>
+          <w:spacing w:val="0"/>
+        </w:rPr>
+        <w:t xml:space="preserve">Mecanismo de comunicación entre componentes</w:t>
       </w:r>
     </w:p>
     <w:p>
@@ -3430,19 +3538,9 @@
           <w:rFonts w:ascii="Times" w:hAnsi="Times" w:cs="Times"/>
           <w:sz w:val="24"/>
           <w:sz-cs w:val="24"/>
-          <w:b/>
-          <w:spacing w:val="0"/>
-        </w:rPr>
-        <w:t xml:space="preserve">Mecanismo de comunicación — REST síncrono con API Key (ADR-003)</w:t>
-      </w:r>
-      <w:r>
-        <w:rPr>
-          <w:rFonts w:ascii="Times" w:hAnsi="Times" w:cs="Times"/>
-          <w:sz w:val="24"/>
-          <w:sz-cs w:val="24"/>
-          <w:spacing w:val="0"/>
-        </w:rPr>
-        <w:t xml:space="preserve"> La comunicación entre el chatbot y el panel es </w:t>
+          <w:spacing w:val="0"/>
+        </w:rPr>
+        <w:t xml:space="preserve">La comunicación entre el chatbot y el panel es </w:t>
       </w:r>
       <w:r>
         <w:rPr>
@@ -3461,7 +3559,7 @@
           <w:sz-cs w:val="24"/>
           <w:spacing w:val="0"/>
         </w:rPr>
-        <w:t xml:space="preserve">, autenticado con header </w:t>
+        <w:t xml:space="preserve">, autenticada con header </w:t>
       </w:r>
       <w:r>
         <w:rPr>
@@ -3479,7 +3577,7 @@
           <w:sz-cs w:val="24"/>
           <w:spacing w:val="0"/>
         </w:rPr>
-        <w:t xml:space="preserve">. Las alternativas (colas de mensajes, eventos pub-sub) se descartaron por dos razones: el patrón de uso del bot es estrictamente petición/respuesta (cada mensaje del cliente exige una respuesta inmediata), y el volumen acotado por la cadencia humana no justifica el overhead de un broker. El trade-off asumido: si el panel cae, el bot no puede responder al cliente; no hay desacoplamiento temporal.</w:t>
+        <w:t xml:space="preserve"> (ADR-003). Las alternativas asíncronas (colas de mensajes, eventos pub-sub) se descartaron por dos razones: el patrón de uso del bot es estrictamente petición/respuesta (cada mensaje del cliente exige una respuesta inmediata), y el volumen acotado por la cadencia humana no justifica el overhead de un broker. Dentro del panel, el Frontend habla con el Backend mediante Server Actions y endpoints HTTP internos. El trade-off asumido: si el panel cae, el bot no puede responder al cliente; no hay desacoplamiento temporal.</w:t>
       </w:r>
     </w:p>
     <w:p>
@@ -3494,7 +3592,7 @@
           <w:b/>
           <w:spacing w:val="0"/>
         </w:rPr>
-        <w:t xml:space="preserve">2.3 Diagrama de Componentes</w:t>
+        <w:t xml:space="preserve">2.3. Diagrama de Componentes</w:t>
       </w:r>
     </w:p>
     <w:p>
@@ -6018,7 +6116,7 @@
           <w:b/>
           <w:spacing w:val="0"/>
         </w:rPr>
-        <w:t xml:space="preserve">5.1 Flujo de autenticación (usuario interno)</w:t>
+        <w:t xml:space="preserve">5.1 Flujo de autenticación</w:t>
       </w:r>
     </w:p>
     <w:p>
